--- a/templates/contract_template.docx
+++ b/templates/contract_template.docx
@@ -139,24 +139,10 @@
           <w:rFonts w:ascii="Times New Roman" w:hAnsi="Times New Roman" w:cs="Times New Roman"/>
           <w:color w:val="000000"/>
         </w:rPr>
-        <w:t>ОсОО «Авто Континент», именуемое в дальнейшем «Агент», в лице Генерального директора Колотовкина Ильи Валерьевича, действующего на основании Устава, с одной стороны, и Гражданин(ка) {{ПОКУПАТЕЛЬ_ФИО}}, {{ПОКУПАТЕЛЬ_ДАТА_РОЖДЕНИЯ}}, паспорт: серия {{ПАСПОРТ_СЕРИЯ}} № {{ПАСПОРТ_НОМЕР}}, выдан: {{ПАСПОРТ_ВЫДАН}}, {{ПАСПОРТ_ДАТА_ВЫДАЧИ}}, код подразделения: {{ПАСПОРТ_КОД}}, зарегистрирован(а): {{ПОКУПАТЕЛЬ_АДРЕС}}, именуемый(</w:t>
+        <w:t>ОсОО «Авто Континент», именуемое в дальнейшем «Агент», в лице Генерального директора Колотовкина Ильи Валерьевича, действующего на основании Устава, с одной стороны, и {{ПОКУПАТЕЛЬ_ПОЛНЫЕ_ДАННЫЕ}}, именуемый(ая) в дальнейшем «Принципал», с другой стороны, совместно именуемые «Стороны», а по отдельности — «Сторона», руководствуясь главой 50 Гражданского кодекса Кыргызской Республики («Агентирование»), заключили настоящий Агентский договор (далее — «Договор») о нижеследующем:</w:t>
       </w:r>
       <w:proofErr w:type="spellStart"/>
-      <w:r>
-        <w:rPr>
-          <w:rFonts w:ascii="Times New Roman" w:hAnsi="Times New Roman" w:cs="Times New Roman"/>
-          <w:color w:val="000000"/>
-        </w:rPr>
-        <w:t>ая</w:t>
-      </w:r>
       <w:proofErr w:type="spellEnd"/>
-      <w:r>
-        <w:rPr>
-          <w:rFonts w:ascii="Times New Roman" w:hAnsi="Times New Roman" w:cs="Times New Roman"/>
-          <w:color w:val="000000"/>
-        </w:rPr>
-        <w:t>) в дальнейшем «Принципал», с другой стороны, совместно именуемые «Стороны», а по отдельности — «Сторона», руководствуясь главой 50 Гражданского кодекса Кыргызской Республики («Агентирование»), заключили настоящий Агентский договор (далее — «Договор») о нижеследующем:</w:t>
-      </w:r>
     </w:p>
     <w:p>
       <w:pPr>
@@ -2022,22 +2008,40 @@
                 <w:rFonts w:ascii="Times New Roman" w:hAnsi="Times New Roman" w:cs="Times New Roman"/>
               </w:rPr>
             </w:pPr>
-          </w:p>
-          <w:p>
-            <w:pPr>
-              <w:spacing w:before="20" w:after="20"/>
-              <w:rPr>
-                <w:rFonts w:ascii="Times New Roman" w:hAnsi="Times New Roman" w:cs="Times New Roman"/>
-              </w:rPr>
-            </w:pPr>
-          </w:p>
-          <w:p>
-            <w:pPr>
-              <w:spacing w:before="20" w:after="20"/>
-              <w:rPr>
-                <w:rFonts w:ascii="Times New Roman" w:hAnsi="Times New Roman" w:cs="Times New Roman"/>
-              </w:rPr>
-            </w:pPr>
+            <w:r>
+              <w:rPr>
+                <w:rFonts w:ascii="Times New Roman" w:hAnsi="Times New Roman" w:cs="Times New Roman"/>
+              </w:rPr>
+              <w:t>{{ПОКУПАТЕЛЬ_БАНК_СТРОКА1}}</w:t>
+            </w:r>
+          </w:p>
+          <w:p>
+            <w:pPr>
+              <w:spacing w:before="20" w:after="20"/>
+              <w:rPr>
+                <w:rFonts w:ascii="Times New Roman" w:hAnsi="Times New Roman" w:cs="Times New Roman"/>
+              </w:rPr>
+            </w:pPr>
+            <w:r>
+              <w:rPr>
+                <w:rFonts w:ascii="Times New Roman" w:hAnsi="Times New Roman" w:cs="Times New Roman"/>
+              </w:rPr>
+              <w:t>{{ПОКУПАТЕЛЬ_БАНК_СТРОКА2}}</w:t>
+            </w:r>
+          </w:p>
+          <w:p>
+            <w:pPr>
+              <w:spacing w:before="20" w:after="20"/>
+              <w:rPr>
+                <w:rFonts w:ascii="Times New Roman" w:hAnsi="Times New Roman" w:cs="Times New Roman"/>
+              </w:rPr>
+            </w:pPr>
+            <w:r>
+              <w:rPr>
+                <w:rFonts w:ascii="Times New Roman" w:hAnsi="Times New Roman" w:cs="Times New Roman"/>
+              </w:rPr>
+              <w:t>{{ПОКУПАТЕЛЬ_БАНК_СТРОКА3}}</w:t>
+            </w:r>
           </w:p>
           <w:p>
             <w:pPr>
@@ -3316,6 +3320,7 @@
     </w:p>
     <w:sectPr>
       <w:footerReference w:type="default" r:id="rId10"/>
+      <w:headerReference w:type="default" r:id="rId13"/>
       <w:pgSz w:w="11906" w:h="16838"/>
       <w:pgMar w:top="1133" w:right="850" w:bottom="566" w:left="1700" w:header="720" w:footer="720" w:gutter="0"/>
       <w:pgNumType w:start="1"/>
@@ -3514,6 +3519,16 @@
     </w:p>
   </w:footnote>
 </w:footnotes>
+</file>
+
+<file path=word/header1.xml><?xml version="1.0" encoding="utf-8"?>
+<w:hdr xmlns:m="http://schemas.openxmlformats.org/officeDocument/2006/math" xmlns:mc="http://schemas.openxmlformats.org/markup-compatibility/2006" xmlns:mo="http://schemas.microsoft.com/office/mac/office/2008/main" xmlns:mv="urn:schemas-microsoft-com:mac:vml" xmlns:o="urn:schemas-microsoft-com:office:office" xmlns:r="http://schemas.openxmlformats.org/officeDocument/2006/relationships" xmlns:v="urn:schemas-microsoft-com:vml" xmlns:w10="urn:schemas-microsoft-com:office:word" xmlns:w14="http://schemas.microsoft.com/office/word/2010/wordml" xmlns:w="http://schemas.openxmlformats.org/wordprocessingml/2006/main" xmlns:wne="http://schemas.microsoft.com/office/word/2006/wordml" xmlns:wp14="http://schemas.microsoft.com/office/word/2010/wordprocessingDrawing" xmlns:wp="http://schemas.openxmlformats.org/drawingml/2006/wordprocessingDrawing" xmlns:wpc="http://schemas.microsoft.com/office/word/2010/wordprocessingCanvas" xmlns:wpg="http://schemas.microsoft.com/office/word/2010/wordprocessingGroup" xmlns:wpi="http://schemas.microsoft.com/office/word/2010/wordprocessingInk" xmlns:wps="http://schemas.microsoft.com/office/word/2010/wordprocessingShape" mc:Ignorable="w14 wp14">
+  <w:p>
+    <w:pPr>
+      <w:pStyle w:val="Header"/>
+    </w:pPr>
+  </w:p>
+</w:hdr>
 </file>
 
 <file path=word/numbering.xml><?xml version="1.0" encoding="utf-8"?>

--- a/templates/contract_template.docx
+++ b/templates/contract_template.docx
@@ -1926,16 +1926,36 @@
               <w:rPr>
                 <w:rFonts w:ascii="Times New Roman" w:hAnsi="Times New Roman" w:cs="Times New Roman"/>
               </w:rPr>
-              <w:t>{{ПОКУПАТЕЛЬ_ФИО}} {{ПОКУПАТЕЛЬ_ДАТА_РОЖДЕНИЯ}}</w:t>
-            </w:r>
-          </w:p>
-          <w:p>
-            <w:pPr>
-              <w:spacing w:before="20" w:after="20"/>
-              <w:rPr>
-                <w:rFonts w:ascii="Times New Roman" w:hAnsi="Times New Roman" w:cs="Times New Roman"/>
-              </w:rPr>
-            </w:pPr>
+              <w:t>{{ПОКУПАТЕЛЬ_ПОДПИСЬ_СТРОКА}}</w:t>
+            </w:r>
+          </w:p>
+          <w:p>
+            <w:pPr>
+              <w:spacing w:before="20" w:after="20"/>
+              <w:rPr>
+                <w:rFonts w:ascii="Times New Roman" w:hAnsi="Times New Roman" w:cs="Times New Roman"/>
+              </w:rPr>
+            </w:pPr>
+            <w:r>
+              <w:rPr>
+                <w:rFonts w:ascii="Times New Roman" w:hAnsi="Times New Roman" w:cs="Times New Roman"/>
+              </w:rPr>
+              <w:t>{{ПОКУПАТЕЛЬ_ОТСТУП_ИП}}</w:t>
+            </w:r>
+          </w:p>
+          <w:p>
+            <w:pPr>
+              <w:spacing w:before="20" w:after="20"/>
+              <w:rPr>
+                <w:rFonts w:ascii="Times New Roman" w:hAnsi="Times New Roman" w:cs="Times New Roman"/>
+              </w:rPr>
+            </w:pPr>
+            <w:r>
+              <w:rPr>
+                <w:rFonts w:ascii="Times New Roman" w:hAnsi="Times New Roman" w:cs="Times New Roman"/>
+              </w:rPr>
+              <w:t>{{ПОКУПАТЕЛЬ_ИНН_СТРОКА}}</w:t>
+            </w:r>
           </w:p>
           <w:p>
             <w:pPr>
@@ -2008,6 +2028,14 @@
                 <w:rFonts w:ascii="Times New Roman" w:hAnsi="Times New Roman" w:cs="Times New Roman"/>
               </w:rPr>
             </w:pPr>
+          </w:p>
+          <w:p>
+            <w:pPr>
+              <w:spacing w:before="20" w:after="20"/>
+              <w:rPr>
+                <w:rFonts w:ascii="Times New Roman" w:hAnsi="Times New Roman" w:cs="Times New Roman"/>
+              </w:rPr>
+            </w:pPr>
             <w:r>
               <w:rPr>
                 <w:rFonts w:ascii="Times New Roman" w:hAnsi="Times New Roman" w:cs="Times New Roman"/>
@@ -2041,6 +2069,20 @@
                 <w:rFonts w:ascii="Times New Roman" w:hAnsi="Times New Roman" w:cs="Times New Roman"/>
               </w:rPr>
               <w:t>{{ПОКУПАТЕЛЬ_БАНК_СТРОКА3}}</w:t>
+            </w:r>
+          </w:p>
+          <w:p>
+            <w:pPr>
+              <w:spacing w:before="20" w:after="20"/>
+              <w:rPr>
+                <w:rFonts w:ascii="Times New Roman" w:hAnsi="Times New Roman" w:cs="Times New Roman"/>
+              </w:rPr>
+            </w:pPr>
+            <w:r>
+              <w:rPr>
+                <w:rFonts w:ascii="Times New Roman" w:hAnsi="Times New Roman" w:cs="Times New Roman"/>
+              </w:rPr>
+              <w:t>{{ПОКУПАТЕЛЬ_БАНК_СТРОКА4}}</w:t>
             </w:r>
           </w:p>
           <w:p>
